--- a/Khiếu nại/20-KN.docx
+++ b/Khiếu nại/20-KN.docx
@@ -1,20 +1,21 @@
 
 <file path=word/document.xml><?xml version="1.0" encoding="utf-8"?>
-<w:document xmlns:wpc="http://schemas.microsoft.com/office/word/2010/wordprocessingCanvas" xmlns:cx="http://schemas.microsoft.com/office/drawing/2014/chartex" xmlns:cx1="http://schemas.microsoft.com/office/drawing/2015/9/8/chartex" xmlns:cx2="http://schemas.microsoft.com/office/drawing/2015/10/21/chartex" xmlns:cx3="http://schemas.microsoft.com/office/drawing/2016/5/9/chartex" xmlns:cx4="http://schemas.microsoft.com/office/drawing/2016/5/10/chartex" xmlns:cx5="http://schemas.microsoft.com/office/drawing/2016/5/11/chartex" xmlns:cx6="http://schemas.microsoft.com/office/drawing/2016/5/12/chartex" xmlns:cx7="http://schemas.microsoft.com/office/drawing/2016/5/13/chartex" xmlns:cx8="http://schemas.microsoft.com/office/drawing/2016/5/14/chartex" xmlns:mc="http://schemas.openxmlformats.org/markup-compatibility/2006" xmlns:aink="http://schemas.microsoft.com/office/drawing/2016/ink" xmlns:am3d="http://schemas.microsoft.com/office/drawing/2017/model3d" xmlns:o="urn:schemas-microsoft-com:office:office" xmlns:oel="http://schemas.microsoft.com/office/2019/extlst" xmlns:r="http://schemas.openxmlformats.org/officeDocument/2006/relationships" xmlns:m="http://schemas.openxmlformats.org/officeDocument/2006/math" xmlns:v="urn:schemas-microsoft-com:vml" xmlns:wp14="http://schemas.microsoft.com/office/word/2010/wordprocessingDrawing" xmlns:wp="http://schemas.openxmlformats.org/drawingml/2006/wordprocessingDrawing" xmlns:w10="urn:schemas-microsoft-com:office:word" xmlns:w="http://schemas.openxmlformats.org/wordprocessingml/2006/main" xmlns:w14="http://schemas.microsoft.com/office/word/2010/wordml" xmlns:w15="http://schemas.microsoft.com/office/word/2012/wordml" xmlns:w16cex="http://schemas.microsoft.com/office/word/2018/wordml/cex" xmlns:w16cid="http://schemas.microsoft.com/office/word/2016/wordml/cid" xmlns:w16="http://schemas.microsoft.com/office/word/2018/wordml" xmlns:w16sdtdh="http://schemas.microsoft.com/office/word/2020/wordml/sdtdatahash" xmlns:w16se="http://schemas.microsoft.com/office/word/2015/wordml/symex" xmlns:wpg="http://schemas.microsoft.com/office/word/2010/wordprocessingGroup" xmlns:wpi="http://schemas.microsoft.com/office/word/2010/wordprocessingInk" xmlns:wne="http://schemas.microsoft.com/office/word/2006/wordml" xmlns:wps="http://schemas.microsoft.com/office/word/2010/wordprocessingShape" mc:Ignorable="w14 w15 w16se w16cid w16 w16cex w16sdtdh wp14">
+<w:document xmlns:wpc="http://schemas.microsoft.com/office/word/2010/wordprocessingCanvas" xmlns:cx="http://schemas.microsoft.com/office/drawing/2014/chartex" xmlns:cx1="http://schemas.microsoft.com/office/drawing/2015/9/8/chartex" xmlns:cx2="http://schemas.microsoft.com/office/drawing/2015/10/21/chartex" xmlns:cx3="http://schemas.microsoft.com/office/drawing/2016/5/9/chartex" xmlns:cx4="http://schemas.microsoft.com/office/drawing/2016/5/10/chartex" xmlns:cx5="http://schemas.microsoft.com/office/drawing/2016/5/11/chartex" xmlns:cx6="http://schemas.microsoft.com/office/drawing/2016/5/12/chartex" xmlns:cx7="http://schemas.microsoft.com/office/drawing/2016/5/13/chartex" xmlns:cx8="http://schemas.microsoft.com/office/drawing/2016/5/14/chartex" xmlns:mc="http://schemas.openxmlformats.org/markup-compatibility/2006" xmlns:aink="http://schemas.microsoft.com/office/drawing/2016/ink" xmlns:am3d="http://schemas.microsoft.com/office/drawing/2017/model3d" xmlns:o="urn:schemas-microsoft-com:office:office" xmlns:r="http://schemas.openxmlformats.org/officeDocument/2006/relationships" xmlns:m="http://schemas.openxmlformats.org/officeDocument/2006/math" xmlns:v="urn:schemas-microsoft-com:vml" xmlns:wp14="http://schemas.microsoft.com/office/word/2010/wordprocessingDrawing" xmlns:wp="http://schemas.openxmlformats.org/drawingml/2006/wordprocessingDrawing" xmlns:w10="urn:schemas-microsoft-com:office:word" xmlns:w="http://schemas.openxmlformats.org/wordprocessingml/2006/main" xmlns:w14="http://schemas.microsoft.com/office/word/2010/wordml" xmlns:w15="http://schemas.microsoft.com/office/word/2012/wordml" xmlns:w16cex="http://schemas.microsoft.com/office/word/2018/wordml/cex" xmlns:w16cid="http://schemas.microsoft.com/office/word/2016/wordml/cid" xmlns:w16="http://schemas.microsoft.com/office/word/2018/wordml" xmlns:w16se="http://schemas.microsoft.com/office/word/2015/wordml/symex" xmlns:wpg="http://schemas.microsoft.com/office/word/2010/wordprocessingGroup" xmlns:wpi="http://schemas.microsoft.com/office/word/2010/wordprocessingInk" xmlns:wne="http://schemas.microsoft.com/office/word/2006/wordml" xmlns:wps="http://schemas.microsoft.com/office/word/2010/wordprocessingShape" mc:Ignorable="w14 w15 w16se w16cid w16 w16cex wp14">
   <w:body>
     <w:tbl>
       <w:tblPr>
         <w:tblW w:w="0" w:type="auto"/>
+        <w:tblInd w:w="-567" w:type="dxa"/>
         <w:tblLook w:val="01E0" w:firstRow="1" w:lastRow="1" w:firstColumn="1" w:lastColumn="1" w:noHBand="0" w:noVBand="0"/>
       </w:tblPr>
       <w:tblGrid>
-        <w:gridCol w:w="3023"/>
-        <w:gridCol w:w="6048"/>
+        <w:gridCol w:w="3828"/>
+        <w:gridCol w:w="5793"/>
       </w:tblGrid>
       <w:tr>
         <w:tc>
           <w:tcPr>
-            <w:tcW w:w="3023" w:type="dxa"/>
+            <w:tcW w:w="3828" w:type="dxa"/>
           </w:tcPr>
           <w:p>
             <w:pPr>
@@ -33,16 +34,14 @@
               </w:rPr>
               <w:t>[[</w:t>
             </w:r>
-            <w:proofErr w:type="spellStart"/>
             <w:r>
               <w:rPr>
                 <w:color w:val="000000"/>
                 <w:sz w:val="26"/>
                 <w:szCs w:val="26"/>
               </w:rPr>
-              <w:t>DVChuQuan</w:t>
+              <w:t>TenCoQuanToChucLine1</w:t>
             </w:r>
-            <w:proofErr w:type="spellEnd"/>
             <w:r>
               <w:rPr>
                 <w:color w:val="000000"/>
@@ -70,16 +69,24 @@
               </w:rPr>
               <w:t>[[</w:t>
             </w:r>
-            <w:proofErr w:type="spellStart"/>
             <w:r>
               <w:rPr>
                 <w:color w:val="000000"/>
                 <w:sz w:val="26"/>
                 <w:szCs w:val="26"/>
               </w:rPr>
-              <w:t>DVThucHien</w:t>
+              <w:t>TenCoQuanToChucLine</w:t>
             </w:r>
-            <w:proofErr w:type="spellEnd"/>
+            <w:r>
+              <w:rPr>
+                <w:color w:val="000000"/>
+                <w:sz w:val="26"/>
+                <w:szCs w:val="26"/>
+              </w:rPr>
+              <w:t>2</w:t>
+            </w:r>
+            <w:bookmarkStart w:id="0" w:name="_GoBack"/>
+            <w:bookmarkEnd w:id="0"/>
             <w:r>
               <w:rPr>
                 <w:color w:val="000000"/>
@@ -167,7 +174,7 @@
                     </wp:anchor>
                   </w:drawing>
                 </mc:Choice>
-                <mc:Fallback xmlns:w16du="http://schemas.microsoft.com/office/word/2023/wordml/word16du" xmlns:w16sdtfl="http://schemas.microsoft.com/office/word/2024/wordml/sdtformatlock">
+                <mc:Fallback xmlns:w16sdtfl="http://schemas.microsoft.com/office/word/2024/wordml/sdtformatlock" xmlns:w16du="http://schemas.microsoft.com/office/word/2023/wordml/word16du" xmlns:w16sdtdh="http://schemas.microsoft.com/office/word/2020/wordml/sdtdatahash" xmlns:oel="http://schemas.microsoft.com/office/2019/extlst">
                   <w:pict>
                     <v:line w14:anchorId="64CCE29C" id="Line 207" o:spid="_x0000_s1026" style="position:absolute;z-index:251672064;visibility:visible;mso-wrap-style:square;mso-width-percent:0;mso-height-percent:0;mso-wrap-distance-left:9pt;mso-wrap-distance-top:0;mso-wrap-distance-right:9pt;mso-wrap-distance-bottom:0;mso-position-horizontal:absolute;mso-position-horizontal-relative:text;mso-position-vertical:absolute;mso-position-vertical-relative:text;mso-width-percent:0;mso-height-percent:0;mso-width-relative:page;mso-height-relative:page" from="47pt,3.9pt" to="90.6pt,3.9pt" o:gfxdata="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"/>
                   </w:pict>
@@ -185,47 +192,19 @@
                 <w:vertAlign w:val="superscript"/>
               </w:rPr>
             </w:pPr>
-            <w:proofErr w:type="spellStart"/>
             <w:r>
               <w:rPr>
                 <w:color w:val="000000"/>
                 <w:sz w:val="26"/>
                 <w:szCs w:val="26"/>
               </w:rPr>
-              <w:t>Số</w:t>
-            </w:r>
-            <w:proofErr w:type="spellEnd"/>
-            <w:r>
-              <w:rPr>
-                <w:color w:val="000000"/>
-                <w:sz w:val="26"/>
-                <w:szCs w:val="26"/>
-              </w:rPr>
-              <w:t>: [[</w:t>
-            </w:r>
-            <w:proofErr w:type="spellStart"/>
-            <w:r>
-              <w:rPr>
-                <w:color w:val="000000"/>
-                <w:sz w:val="26"/>
-                <w:szCs w:val="26"/>
-              </w:rPr>
-              <w:t>SoVB</w:t>
-            </w:r>
-            <w:proofErr w:type="spellEnd"/>
-            <w:r>
-              <w:rPr>
-                <w:color w:val="000000"/>
-                <w:sz w:val="26"/>
-                <w:szCs w:val="26"/>
-              </w:rPr>
-              <w:t>]]</w:t>
+              <w:t>Số: [[SoVB]]</w:t>
             </w:r>
           </w:p>
         </w:tc>
         <w:tc>
           <w:tcPr>
-            <w:tcW w:w="6048" w:type="dxa"/>
+            <w:tcW w:w="5793" w:type="dxa"/>
           </w:tcPr>
           <w:p>
             <w:pPr>
@@ -260,7 +239,6 @@
                 <w:szCs w:val="26"/>
               </w:rPr>
             </w:pPr>
-            <w:proofErr w:type="spellStart"/>
             <w:r>
               <w:rPr>
                 <w:b/>
@@ -269,97 +247,8 @@
                 <w:sz w:val="26"/>
                 <w:szCs w:val="26"/>
               </w:rPr>
-              <w:t>Độc</w:t>
+              <w:t>Độc lập - Tự do - Hạnh phúc</w:t>
             </w:r>
-            <w:proofErr w:type="spellEnd"/>
-            <w:r>
-              <w:rPr>
-                <w:b/>
-                <w:bCs/>
-                <w:color w:val="000000"/>
-                <w:sz w:val="26"/>
-                <w:szCs w:val="26"/>
-              </w:rPr>
-              <w:t xml:space="preserve"> </w:t>
-            </w:r>
-            <w:proofErr w:type="spellStart"/>
-            <w:r>
-              <w:rPr>
-                <w:b/>
-                <w:bCs/>
-                <w:color w:val="000000"/>
-                <w:sz w:val="26"/>
-                <w:szCs w:val="26"/>
-              </w:rPr>
-              <w:t>lập</w:t>
-            </w:r>
-            <w:proofErr w:type="spellEnd"/>
-            <w:r>
-              <w:rPr>
-                <w:b/>
-                <w:bCs/>
-                <w:color w:val="000000"/>
-                <w:sz w:val="26"/>
-                <w:szCs w:val="26"/>
-              </w:rPr>
-              <w:t xml:space="preserve"> - </w:t>
-            </w:r>
-            <w:proofErr w:type="spellStart"/>
-            <w:r>
-              <w:rPr>
-                <w:b/>
-                <w:bCs/>
-                <w:color w:val="000000"/>
-                <w:sz w:val="26"/>
-                <w:szCs w:val="26"/>
-              </w:rPr>
-              <w:t>Tự</w:t>
-            </w:r>
-            <w:proofErr w:type="spellEnd"/>
-            <w:r>
-              <w:rPr>
-                <w:b/>
-                <w:bCs/>
-                <w:color w:val="000000"/>
-                <w:sz w:val="26"/>
-                <w:szCs w:val="26"/>
-              </w:rPr>
-              <w:t xml:space="preserve"> do - </w:t>
-            </w:r>
-            <w:proofErr w:type="spellStart"/>
-            <w:r>
-              <w:rPr>
-                <w:b/>
-                <w:bCs/>
-                <w:color w:val="000000"/>
-                <w:sz w:val="26"/>
-                <w:szCs w:val="26"/>
-              </w:rPr>
-              <w:t>Hạnh</w:t>
-            </w:r>
-            <w:proofErr w:type="spellEnd"/>
-            <w:r>
-              <w:rPr>
-                <w:b/>
-                <w:bCs/>
-                <w:color w:val="000000"/>
-                <w:sz w:val="26"/>
-                <w:szCs w:val="26"/>
-              </w:rPr>
-              <w:t xml:space="preserve"> </w:t>
-            </w:r>
-            <w:proofErr w:type="spellStart"/>
-            <w:r>
-              <w:rPr>
-                <w:b/>
-                <w:bCs/>
-                <w:color w:val="000000"/>
-                <w:sz w:val="26"/>
-                <w:szCs w:val="26"/>
-              </w:rPr>
-              <w:t>phúc</w:t>
-            </w:r>
-            <w:proofErr w:type="spellEnd"/>
           </w:p>
           <w:p>
             <w:pPr>
@@ -438,7 +327,7 @@
                     </wp:anchor>
                   </w:drawing>
                 </mc:Choice>
-                <mc:Fallback xmlns:w16du="http://schemas.microsoft.com/office/word/2023/wordml/word16du" xmlns:w16sdtfl="http://schemas.microsoft.com/office/word/2024/wordml/sdtformatlock">
+                <mc:Fallback xmlns:w16sdtfl="http://schemas.microsoft.com/office/word/2024/wordml/sdtformatlock" xmlns:w16du="http://schemas.microsoft.com/office/word/2023/wordml/word16du" xmlns:w16sdtdh="http://schemas.microsoft.com/office/word/2020/wordml/sdtdatahash" xmlns:oel="http://schemas.microsoft.com/office/2019/extlst">
                   <w:pict>
                     <v:line w14:anchorId="353843DA" id="Line 206" o:spid="_x0000_s1026" style="position:absolute;z-index:251671040;visibility:visible;mso-wrap-style:square;mso-width-percent:0;mso-height-percent:0;mso-wrap-distance-left:9pt;mso-wrap-distance-top:0;mso-wrap-distance-right:9pt;mso-wrap-distance-bottom:0;mso-position-horizontal:absolute;mso-position-horizontal-relative:text;mso-position-vertical:absolute;mso-position-vertical-relative:text;mso-width-percent:0;mso-height-percent:0;mso-width-relative:page;mso-height-relative:page" from="71.65pt,2pt" to="230.05pt,2pt" o:gfxdata="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"/>
                   </w:pict>
@@ -464,51 +353,7 @@
                 <w:sz w:val="26"/>
                 <w:szCs w:val="26"/>
               </w:rPr>
-              <w:t>[[</w:t>
-            </w:r>
-            <w:proofErr w:type="spellStart"/>
-            <w:r>
-              <w:rPr>
-                <w:i/>
-                <w:iCs/>
-                <w:color w:val="000000"/>
-                <w:sz w:val="26"/>
-                <w:szCs w:val="26"/>
-              </w:rPr>
-              <w:t>DiaChiCQ</w:t>
-            </w:r>
-            <w:proofErr w:type="spellEnd"/>
-            <w:r>
-              <w:rPr>
-                <w:i/>
-                <w:iCs/>
-                <w:color w:val="000000"/>
-                <w:sz w:val="26"/>
-                <w:szCs w:val="26"/>
-              </w:rPr>
-              <w:t>]], [[</w:t>
-            </w:r>
-            <w:proofErr w:type="spellStart"/>
-            <w:r>
-              <w:rPr>
-                <w:i/>
-                <w:iCs/>
-                <w:color w:val="000000"/>
-                <w:sz w:val="26"/>
-                <w:szCs w:val="26"/>
-              </w:rPr>
-              <w:t>NgayHienTai</w:t>
-            </w:r>
-            <w:proofErr w:type="spellEnd"/>
-            <w:r>
-              <w:rPr>
-                <w:i/>
-                <w:iCs/>
-                <w:color w:val="000000"/>
-                <w:sz w:val="26"/>
-                <w:szCs w:val="26"/>
-              </w:rPr>
-              <w:t>]]</w:t>
+              <w:t>[[DiaChiCQ]], [[NgayHienTai]]</w:t>
             </w:r>
           </w:p>
         </w:tc>
@@ -673,7 +518,7 @@
               </wp:anchor>
             </w:drawing>
           </mc:Choice>
-          <mc:Fallback xmlns:w16du="http://schemas.microsoft.com/office/word/2023/wordml/word16du" xmlns:w16sdtfl="http://schemas.microsoft.com/office/word/2024/wordml/sdtformatlock">
+          <mc:Fallback xmlns:w16sdtfl="http://schemas.microsoft.com/office/word/2024/wordml/sdtformatlock" xmlns:w16du="http://schemas.microsoft.com/office/word/2023/wordml/word16du" xmlns:w16sdtdh="http://schemas.microsoft.com/office/word/2020/wordml/sdtdatahash" xmlns:oel="http://schemas.microsoft.com/office/2019/extlst">
             <w:pict>
               <v:line w14:anchorId="59FB8A07" id="Line 205" o:spid="_x0000_s1026" style="position:absolute;z-index:251670016;visibility:visible;mso-wrap-style:square;mso-width-percent:0;mso-height-percent:0;mso-wrap-distance-left:9pt;mso-wrap-distance-top:0;mso-wrap-distance-right:9pt;mso-wrap-distance-bottom:0;mso-position-horizontal:absolute;mso-position-horizontal-relative:text;mso-position-vertical:absolute;mso-position-vertical-relative:text;mso-width-percent:0;mso-height-percent:0;mso-width-relative:page;mso-height-relative:page" from="184.15pt,2.1pt" to="271.35pt,2.1pt" o:gfxdata="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"/>
             </w:pict>
@@ -1044,7 +889,6 @@
                 <w:lang w:val="fr-FR"/>
               </w:rPr>
             </w:pPr>
-            <w:proofErr w:type="spellStart"/>
             <w:r>
               <w:rPr>
                 <w:b/>
@@ -1056,49 +900,7 @@
                 <w:szCs w:val="24"/>
                 <w:lang w:val="fr-FR"/>
               </w:rPr>
-              <w:t>Nơi</w:t>
-            </w:r>
-            <w:proofErr w:type="spellEnd"/>
-            <w:r>
-              <w:rPr>
-                <w:b/>
-                <w:bCs/>
-                <w:i/>
-                <w:iCs/>
-                <w:color w:val="000000"/>
-                <w:sz w:val="24"/>
-                <w:szCs w:val="24"/>
-                <w:lang w:val="fr-FR"/>
-              </w:rPr>
-              <w:t xml:space="preserve"> </w:t>
-            </w:r>
-            <w:proofErr w:type="spellStart"/>
-            <w:r>
-              <w:rPr>
-                <w:b/>
-                <w:bCs/>
-                <w:i/>
-                <w:iCs/>
-                <w:color w:val="000000"/>
-                <w:sz w:val="24"/>
-                <w:szCs w:val="24"/>
-                <w:lang w:val="fr-FR"/>
-              </w:rPr>
-              <w:t>nhận</w:t>
-            </w:r>
-            <w:proofErr w:type="spellEnd"/>
-            <w:r>
-              <w:rPr>
-                <w:b/>
-                <w:bCs/>
-                <w:i/>
-                <w:iCs/>
-                <w:color w:val="000000"/>
-                <w:sz w:val="24"/>
-                <w:szCs w:val="24"/>
-                <w:lang w:val="fr-FR"/>
-              </w:rPr>
-              <w:t>:</w:t>
+              <w:t>Nơi nhận:</w:t>
             </w:r>
           </w:p>
           <w:p>
@@ -1235,31 +1037,7 @@
                 <w:szCs w:val="26"/>
                 <w:lang w:val="fr-FR"/>
               </w:rPr>
-              <w:t>[[</w:t>
-            </w:r>
-            <w:proofErr w:type="spellStart"/>
-            <w:r>
-              <w:rPr>
-                <w:b/>
-                <w:bCs/>
-                <w:color w:val="000000"/>
-                <w:sz w:val="26"/>
-                <w:szCs w:val="26"/>
-                <w:lang w:val="fr-FR"/>
-              </w:rPr>
-              <w:t>CVTTDVThucHien</w:t>
-            </w:r>
-            <w:proofErr w:type="spellEnd"/>
-            <w:r>
-              <w:rPr>
-                <w:b/>
-                <w:bCs/>
-                <w:color w:val="000000"/>
-                <w:sz w:val="26"/>
-                <w:szCs w:val="26"/>
-                <w:lang w:val="fr-FR"/>
-              </w:rPr>
-              <w:t>]]</w:t>
+              <w:t>[[CVTTDVThucHien]]</w:t>
             </w:r>
           </w:p>
           <w:p>
@@ -1292,9 +1070,8 @@
                 <w:color w:val="000000"/>
                 <w:lang w:val="fr-FR"/>
               </w:rPr>
-              <w:t>(</w:t>
+              <w:t xml:space="preserve">(Chữ ký, </w:t>
             </w:r>
-            <w:proofErr w:type="spellStart"/>
             <w:r>
               <w:rPr>
                 <w:i/>
@@ -1302,77 +1079,7 @@
                 <w:color w:val="000000"/>
                 <w:lang w:val="fr-FR"/>
               </w:rPr>
-              <w:t>Chữ</w:t>
-            </w:r>
-            <w:proofErr w:type="spellEnd"/>
-            <w:r>
-              <w:rPr>
-                <w:i/>
-                <w:iCs/>
-                <w:color w:val="000000"/>
-                <w:lang w:val="fr-FR"/>
-              </w:rPr>
-              <w:t xml:space="preserve"> </w:t>
-            </w:r>
-            <w:proofErr w:type="spellStart"/>
-            <w:r>
-              <w:rPr>
-                <w:i/>
-                <w:iCs/>
-                <w:color w:val="000000"/>
-                <w:lang w:val="fr-FR"/>
-              </w:rPr>
-              <w:t>ký</w:t>
-            </w:r>
-            <w:proofErr w:type="spellEnd"/>
-            <w:r>
-              <w:rPr>
-                <w:i/>
-                <w:iCs/>
-                <w:color w:val="000000"/>
-                <w:lang w:val="fr-FR"/>
-              </w:rPr>
-              <w:t xml:space="preserve">, </w:t>
-            </w:r>
-            <w:proofErr w:type="spellStart"/>
-            <w:r>
-              <w:rPr>
-                <w:i/>
-                <w:iCs/>
-                <w:color w:val="000000"/>
-                <w:lang w:val="fr-FR"/>
-              </w:rPr>
-              <w:t>dấu-nếu</w:t>
-            </w:r>
-            <w:proofErr w:type="spellEnd"/>
-            <w:r>
-              <w:rPr>
-                <w:i/>
-                <w:iCs/>
-                <w:color w:val="000000"/>
-                <w:lang w:val="fr-FR"/>
-              </w:rPr>
-              <w:t xml:space="preserve"> </w:t>
-            </w:r>
-            <w:proofErr w:type="spellStart"/>
-            <w:r>
-              <w:rPr>
-                <w:i/>
-                <w:iCs/>
-                <w:color w:val="000000"/>
-                <w:lang w:val="fr-FR"/>
-              </w:rPr>
-              <w:t>có</w:t>
-            </w:r>
-            <w:proofErr w:type="spellEnd"/>
-            <w:r>
-              <w:rPr>
-                <w:i/>
-                <w:iCs/>
-                <w:color w:val="000000"/>
-                <w:lang w:val="fr-FR"/>
-              </w:rPr>
-              <w:t>)</w:t>
+              <w:t>dấu-nếu có)</w:t>
             </w:r>
           </w:p>
           <w:p>
@@ -1403,87 +1110,7 @@
                 <w:color w:val="000000"/>
                 <w:lang w:val="fr-FR"/>
               </w:rPr>
-              <w:t>(</w:t>
-            </w:r>
-            <w:proofErr w:type="spellStart"/>
-            <w:r>
-              <w:rPr>
-                <w:b/>
-                <w:bCs/>
-                <w:color w:val="000000"/>
-                <w:lang w:val="fr-FR"/>
-              </w:rPr>
-              <w:t>Cấp</w:t>
-            </w:r>
-            <w:proofErr w:type="spellEnd"/>
-            <w:r>
-              <w:rPr>
-                <w:b/>
-                <w:bCs/>
-                <w:color w:val="000000"/>
-                <w:lang w:val="fr-FR"/>
-              </w:rPr>
-              <w:t xml:space="preserve"> </w:t>
-            </w:r>
-            <w:proofErr w:type="spellStart"/>
-            <w:r>
-              <w:rPr>
-                <w:b/>
-                <w:bCs/>
-                <w:color w:val="000000"/>
-                <w:lang w:val="fr-FR"/>
-              </w:rPr>
-              <w:t>bậc</w:t>
-            </w:r>
-            <w:proofErr w:type="spellEnd"/>
-            <w:r>
-              <w:rPr>
-                <w:b/>
-                <w:bCs/>
-                <w:color w:val="000000"/>
-                <w:lang w:val="fr-FR"/>
-              </w:rPr>
-              <w:t xml:space="preserve">, </w:t>
-            </w:r>
-            <w:proofErr w:type="spellStart"/>
-            <w:r>
-              <w:rPr>
-                <w:b/>
-                <w:bCs/>
-                <w:color w:val="000000"/>
-                <w:lang w:val="fr-FR"/>
-              </w:rPr>
-              <w:t>họ</w:t>
-            </w:r>
-            <w:proofErr w:type="spellEnd"/>
-            <w:r>
-              <w:rPr>
-                <w:b/>
-                <w:bCs/>
-                <w:color w:val="000000"/>
-                <w:lang w:val="fr-FR"/>
-              </w:rPr>
-              <w:t xml:space="preserve"> </w:t>
-            </w:r>
-            <w:proofErr w:type="spellStart"/>
-            <w:r>
-              <w:rPr>
-                <w:b/>
-                <w:bCs/>
-                <w:color w:val="000000"/>
-                <w:lang w:val="fr-FR"/>
-              </w:rPr>
-              <w:t>tên</w:t>
-            </w:r>
-            <w:proofErr w:type="spellEnd"/>
-            <w:r>
-              <w:rPr>
-                <w:b/>
-                <w:bCs/>
-                <w:color w:val="000000"/>
-                <w:lang w:val="fr-FR"/>
-              </w:rPr>
-              <w:t>)</w:t>
+              <w:t>(Cấp bậc, họ tên)</w:t>
             </w:r>
           </w:p>
         </w:tc>
@@ -1512,7 +1139,7 @@
 </file>
 
 <file path=word/endnotes.xml><?xml version="1.0" encoding="utf-8"?>
-<w:endnotes xmlns:wpc="http://schemas.microsoft.com/office/word/2010/wordprocessingCanvas" xmlns:cx="http://schemas.microsoft.com/office/drawing/2014/chartex" xmlns:cx1="http://schemas.microsoft.com/office/drawing/2015/9/8/chartex" xmlns:cx2="http://schemas.microsoft.com/office/drawing/2015/10/21/chartex" xmlns:cx3="http://schemas.microsoft.com/office/drawing/2016/5/9/chartex" xmlns:cx4="http://schemas.microsoft.com/office/drawing/2016/5/10/chartex" xmlns:cx5="http://schemas.microsoft.com/office/drawing/2016/5/11/chartex" xmlns:cx6="http://schemas.microsoft.com/office/drawing/2016/5/12/chartex" xmlns:cx7="http://schemas.microsoft.com/office/drawing/2016/5/13/chartex" xmlns:cx8="http://schemas.microsoft.com/office/drawing/2016/5/14/chartex" xmlns:mc="http://schemas.openxmlformats.org/markup-compatibility/2006" xmlns:aink="http://schemas.microsoft.com/office/drawing/2016/ink" xmlns:am3d="http://schemas.microsoft.com/office/drawing/2017/model3d" xmlns:o="urn:schemas-microsoft-com:office:office" xmlns:oel="http://schemas.microsoft.com/office/2019/extlst" xmlns:r="http://schemas.openxmlformats.org/officeDocument/2006/relationships" xmlns:m="http://schemas.openxmlformats.org/officeDocument/2006/math" xmlns:v="urn:schemas-microsoft-com:vml" xmlns:wp14="http://schemas.microsoft.com/office/word/2010/wordprocessingDrawing" xmlns:wp="http://schemas.openxmlformats.org/drawingml/2006/wordprocessingDrawing" xmlns:w10="urn:schemas-microsoft-com:office:word" xmlns:w="http://schemas.openxmlformats.org/wordprocessingml/2006/main" xmlns:w14="http://schemas.microsoft.com/office/word/2010/wordml" xmlns:w15="http://schemas.microsoft.com/office/word/2012/wordml" xmlns:w16cex="http://schemas.microsoft.com/office/word/2018/wordml/cex" xmlns:w16cid="http://schemas.microsoft.com/office/word/2016/wordml/cid" xmlns:w16="http://schemas.microsoft.com/office/word/2018/wordml" xmlns:w16sdtdh="http://schemas.microsoft.com/office/word/2020/wordml/sdtdatahash" xmlns:w16se="http://schemas.microsoft.com/office/word/2015/wordml/symex" xmlns:wpg="http://schemas.microsoft.com/office/word/2010/wordprocessingGroup" xmlns:wpi="http://schemas.microsoft.com/office/word/2010/wordprocessingInk" xmlns:wne="http://schemas.microsoft.com/office/word/2006/wordml" xmlns:wps="http://schemas.microsoft.com/office/word/2010/wordprocessingShape" mc:Ignorable="w14 w15 w16se w16cid w16 w16cex w16sdtdh wp14">
+<w:endnotes xmlns:wpc="http://schemas.microsoft.com/office/word/2010/wordprocessingCanvas" xmlns:cx="http://schemas.microsoft.com/office/drawing/2014/chartex" xmlns:cx1="http://schemas.microsoft.com/office/drawing/2015/9/8/chartex" xmlns:cx2="http://schemas.microsoft.com/office/drawing/2015/10/21/chartex" xmlns:cx3="http://schemas.microsoft.com/office/drawing/2016/5/9/chartex" xmlns:cx4="http://schemas.microsoft.com/office/drawing/2016/5/10/chartex" xmlns:cx5="http://schemas.microsoft.com/office/drawing/2016/5/11/chartex" xmlns:cx6="http://schemas.microsoft.com/office/drawing/2016/5/12/chartex" xmlns:cx7="http://schemas.microsoft.com/office/drawing/2016/5/13/chartex" xmlns:cx8="http://schemas.microsoft.com/office/drawing/2016/5/14/chartex" xmlns:mc="http://schemas.openxmlformats.org/markup-compatibility/2006" xmlns:aink="http://schemas.microsoft.com/office/drawing/2016/ink" xmlns:am3d="http://schemas.microsoft.com/office/drawing/2017/model3d" xmlns:o="urn:schemas-microsoft-com:office:office" xmlns:r="http://schemas.openxmlformats.org/officeDocument/2006/relationships" xmlns:m="http://schemas.openxmlformats.org/officeDocument/2006/math" xmlns:v="urn:schemas-microsoft-com:vml" xmlns:wp14="http://schemas.microsoft.com/office/word/2010/wordprocessingDrawing" xmlns:wp="http://schemas.openxmlformats.org/drawingml/2006/wordprocessingDrawing" xmlns:w10="urn:schemas-microsoft-com:office:word" xmlns:w="http://schemas.openxmlformats.org/wordprocessingml/2006/main" xmlns:w14="http://schemas.microsoft.com/office/word/2010/wordml" xmlns:w15="http://schemas.microsoft.com/office/word/2012/wordml" xmlns:w16cex="http://schemas.microsoft.com/office/word/2018/wordml/cex" xmlns:w16cid="http://schemas.microsoft.com/office/word/2016/wordml/cid" xmlns:w16="http://schemas.microsoft.com/office/word/2018/wordml" xmlns:w16se="http://schemas.microsoft.com/office/word/2015/wordml/symex" xmlns:wpg="http://schemas.microsoft.com/office/word/2010/wordprocessingGroup" xmlns:wpi="http://schemas.microsoft.com/office/word/2010/wordprocessingInk" xmlns:wne="http://schemas.microsoft.com/office/word/2006/wordml" xmlns:wps="http://schemas.microsoft.com/office/word/2010/wordprocessingShape" mc:Ignorable="w14 w15 w16se w16cid w16 w16cex wp14">
   <w:endnote w:type="separator" w:id="-1">
     <w:p>
       <w:r>
@@ -1531,7 +1158,7 @@
 </file>
 
 <file path=word/footnotes.xml><?xml version="1.0" encoding="utf-8"?>
-<w:footnotes xmlns:wpc="http://schemas.microsoft.com/office/word/2010/wordprocessingCanvas" xmlns:cx="http://schemas.microsoft.com/office/drawing/2014/chartex" xmlns:cx1="http://schemas.microsoft.com/office/drawing/2015/9/8/chartex" xmlns:cx2="http://schemas.microsoft.com/office/drawing/2015/10/21/chartex" xmlns:cx3="http://schemas.microsoft.com/office/drawing/2016/5/9/chartex" xmlns:cx4="http://schemas.microsoft.com/office/drawing/2016/5/10/chartex" xmlns:cx5="http://schemas.microsoft.com/office/drawing/2016/5/11/chartex" xmlns:cx6="http://schemas.microsoft.com/office/drawing/2016/5/12/chartex" xmlns:cx7="http://schemas.microsoft.com/office/drawing/2016/5/13/chartex" xmlns:cx8="http://schemas.microsoft.com/office/drawing/2016/5/14/chartex" xmlns:mc="http://schemas.openxmlformats.org/markup-compatibility/2006" xmlns:aink="http://schemas.microsoft.com/office/drawing/2016/ink" xmlns:am3d="http://schemas.microsoft.com/office/drawing/2017/model3d" xmlns:o="urn:schemas-microsoft-com:office:office" xmlns:oel="http://schemas.microsoft.com/office/2019/extlst" xmlns:r="http://schemas.openxmlformats.org/officeDocument/2006/relationships" xmlns:m="http://schemas.openxmlformats.org/officeDocument/2006/math" xmlns:v="urn:schemas-microsoft-com:vml" xmlns:wp14="http://schemas.microsoft.com/office/word/2010/wordprocessingDrawing" xmlns:wp="http://schemas.openxmlformats.org/drawingml/2006/wordprocessingDrawing" xmlns:w10="urn:schemas-microsoft-com:office:word" xmlns:w="http://schemas.openxmlformats.org/wordprocessingml/2006/main" xmlns:w14="http://schemas.microsoft.com/office/word/2010/wordml" xmlns:w15="http://schemas.microsoft.com/office/word/2012/wordml" xmlns:w16cex="http://schemas.microsoft.com/office/word/2018/wordml/cex" xmlns:w16cid="http://schemas.microsoft.com/office/word/2016/wordml/cid" xmlns:w16="http://schemas.microsoft.com/office/word/2018/wordml" xmlns:w16sdtdh="http://schemas.microsoft.com/office/word/2020/wordml/sdtdatahash" xmlns:w16se="http://schemas.microsoft.com/office/word/2015/wordml/symex" xmlns:wpg="http://schemas.microsoft.com/office/word/2010/wordprocessingGroup" xmlns:wpi="http://schemas.microsoft.com/office/word/2010/wordprocessingInk" xmlns:wne="http://schemas.microsoft.com/office/word/2006/wordml" xmlns:wps="http://schemas.microsoft.com/office/word/2010/wordprocessingShape" mc:Ignorable="w14 w15 w16se w16cid w16 w16cex w16sdtdh wp14">
+<w:footnotes xmlns:wpc="http://schemas.microsoft.com/office/word/2010/wordprocessingCanvas" xmlns:cx="http://schemas.microsoft.com/office/drawing/2014/chartex" xmlns:cx1="http://schemas.microsoft.com/office/drawing/2015/9/8/chartex" xmlns:cx2="http://schemas.microsoft.com/office/drawing/2015/10/21/chartex" xmlns:cx3="http://schemas.microsoft.com/office/drawing/2016/5/9/chartex" xmlns:cx4="http://schemas.microsoft.com/office/drawing/2016/5/10/chartex" xmlns:cx5="http://schemas.microsoft.com/office/drawing/2016/5/11/chartex" xmlns:cx6="http://schemas.microsoft.com/office/drawing/2016/5/12/chartex" xmlns:cx7="http://schemas.microsoft.com/office/drawing/2016/5/13/chartex" xmlns:cx8="http://schemas.microsoft.com/office/drawing/2016/5/14/chartex" xmlns:mc="http://schemas.openxmlformats.org/markup-compatibility/2006" xmlns:aink="http://schemas.microsoft.com/office/drawing/2016/ink" xmlns:am3d="http://schemas.microsoft.com/office/drawing/2017/model3d" xmlns:o="urn:schemas-microsoft-com:office:office" xmlns:r="http://schemas.openxmlformats.org/officeDocument/2006/relationships" xmlns:m="http://schemas.openxmlformats.org/officeDocument/2006/math" xmlns:v="urn:schemas-microsoft-com:vml" xmlns:wp14="http://schemas.microsoft.com/office/word/2010/wordprocessingDrawing" xmlns:wp="http://schemas.openxmlformats.org/drawingml/2006/wordprocessingDrawing" xmlns:w10="urn:schemas-microsoft-com:office:word" xmlns:w="http://schemas.openxmlformats.org/wordprocessingml/2006/main" xmlns:w14="http://schemas.microsoft.com/office/word/2010/wordml" xmlns:w15="http://schemas.microsoft.com/office/word/2012/wordml" xmlns:w16cex="http://schemas.microsoft.com/office/word/2018/wordml/cex" xmlns:w16cid="http://schemas.microsoft.com/office/word/2016/wordml/cid" xmlns:w16="http://schemas.microsoft.com/office/word/2018/wordml" xmlns:w16se="http://schemas.microsoft.com/office/word/2015/wordml/symex" xmlns:wpg="http://schemas.microsoft.com/office/word/2010/wordprocessingGroup" xmlns:wpi="http://schemas.microsoft.com/office/word/2010/wordprocessingInk" xmlns:wne="http://schemas.microsoft.com/office/word/2006/wordml" xmlns:wps="http://schemas.microsoft.com/office/word/2010/wordprocessingShape" mc:Ignorable="w14 w15 w16se w16cid w16 w16cex wp14">
   <w:footnote w:type="separator" w:id="-1">
     <w:p>
       <w:r>
@@ -1550,7 +1177,7 @@
 </file>
 
 <file path=word/numbering.xml><?xml version="1.0" encoding="utf-8"?>
-<w:numbering xmlns:wpc="http://schemas.microsoft.com/office/word/2010/wordprocessingCanvas" xmlns:cx="http://schemas.microsoft.com/office/drawing/2014/chartex" xmlns:cx1="http://schemas.microsoft.com/office/drawing/2015/9/8/chartex" xmlns:cx2="http://schemas.microsoft.com/office/drawing/2015/10/21/chartex" xmlns:cx3="http://schemas.microsoft.com/office/drawing/2016/5/9/chartex" xmlns:cx4="http://schemas.microsoft.com/office/drawing/2016/5/10/chartex" xmlns:cx5="http://schemas.microsoft.com/office/drawing/2016/5/11/chartex" xmlns:cx6="http://schemas.microsoft.com/office/drawing/2016/5/12/chartex" xmlns:cx7="http://schemas.microsoft.com/office/drawing/2016/5/13/chartex" xmlns:cx8="http://schemas.microsoft.com/office/drawing/2016/5/14/chartex" xmlns:mc="http://schemas.openxmlformats.org/markup-compatibility/2006" xmlns:aink="http://schemas.microsoft.com/office/drawing/2016/ink" xmlns:am3d="http://schemas.microsoft.com/office/drawing/2017/model3d" xmlns:o="urn:schemas-microsoft-com:office:office" xmlns:oel="http://schemas.microsoft.com/office/2019/extlst" xmlns:r="http://schemas.openxmlformats.org/officeDocument/2006/relationships" xmlns:m="http://schemas.openxmlformats.org/officeDocument/2006/math" xmlns:v="urn:schemas-microsoft-com:vml" xmlns:wp14="http://schemas.microsoft.com/office/word/2010/wordprocessingDrawing" xmlns:wp="http://schemas.openxmlformats.org/drawingml/2006/wordprocessingDrawing" xmlns:w10="urn:schemas-microsoft-com:office:word" xmlns:w="http://schemas.openxmlformats.org/wordprocessingml/2006/main" xmlns:w14="http://schemas.microsoft.com/office/word/2010/wordml" xmlns:w15="http://schemas.microsoft.com/office/word/2012/wordml" xmlns:w16cex="http://schemas.microsoft.com/office/word/2018/wordml/cex" xmlns:w16cid="http://schemas.microsoft.com/office/word/2016/wordml/cid" xmlns:w16="http://schemas.microsoft.com/office/word/2018/wordml" xmlns:w16sdtdh="http://schemas.microsoft.com/office/word/2020/wordml/sdtdatahash" xmlns:w16se="http://schemas.microsoft.com/office/word/2015/wordml/symex" xmlns:wpg="http://schemas.microsoft.com/office/word/2010/wordprocessingGroup" xmlns:wpi="http://schemas.microsoft.com/office/word/2010/wordprocessingInk" xmlns:wne="http://schemas.microsoft.com/office/word/2006/wordml" xmlns:wps="http://schemas.microsoft.com/office/word/2010/wordprocessingShape" mc:Ignorable="w14 w15 w16se w16cid w16 w16cex w16sdtdh wp14">
+<w:numbering xmlns:wpc="http://schemas.microsoft.com/office/word/2010/wordprocessingCanvas" xmlns:cx="http://schemas.microsoft.com/office/drawing/2014/chartex" xmlns:cx1="http://schemas.microsoft.com/office/drawing/2015/9/8/chartex" xmlns:cx2="http://schemas.microsoft.com/office/drawing/2015/10/21/chartex" xmlns:cx3="http://schemas.microsoft.com/office/drawing/2016/5/9/chartex" xmlns:cx4="http://schemas.microsoft.com/office/drawing/2016/5/10/chartex" xmlns:cx5="http://schemas.microsoft.com/office/drawing/2016/5/11/chartex" xmlns:cx6="http://schemas.microsoft.com/office/drawing/2016/5/12/chartex" xmlns:cx7="http://schemas.microsoft.com/office/drawing/2016/5/13/chartex" xmlns:cx8="http://schemas.microsoft.com/office/drawing/2016/5/14/chartex" xmlns:mc="http://schemas.openxmlformats.org/markup-compatibility/2006" xmlns:aink="http://schemas.microsoft.com/office/drawing/2016/ink" xmlns:am3d="http://schemas.microsoft.com/office/drawing/2017/model3d" xmlns:o="urn:schemas-microsoft-com:office:office" xmlns:r="http://schemas.openxmlformats.org/officeDocument/2006/relationships" xmlns:m="http://schemas.openxmlformats.org/officeDocument/2006/math" xmlns:v="urn:schemas-microsoft-com:vml" xmlns:wp14="http://schemas.microsoft.com/office/word/2010/wordprocessingDrawing" xmlns:wp="http://schemas.openxmlformats.org/drawingml/2006/wordprocessingDrawing" xmlns:w10="urn:schemas-microsoft-com:office:word" xmlns:w="http://schemas.openxmlformats.org/wordprocessingml/2006/main" xmlns:w14="http://schemas.microsoft.com/office/word/2010/wordml" xmlns:w15="http://schemas.microsoft.com/office/word/2012/wordml" xmlns:w16cex="http://schemas.microsoft.com/office/word/2018/wordml/cex" xmlns:w16cid="http://schemas.microsoft.com/office/word/2016/wordml/cid" xmlns:w16="http://schemas.microsoft.com/office/word/2018/wordml" xmlns:w16se="http://schemas.microsoft.com/office/word/2015/wordml/symex" xmlns:wpg="http://schemas.microsoft.com/office/word/2010/wordprocessingGroup" xmlns:wpi="http://schemas.microsoft.com/office/word/2010/wordprocessingInk" xmlns:wne="http://schemas.microsoft.com/office/word/2006/wordml" xmlns:wps="http://schemas.microsoft.com/office/word/2010/wordprocessingShape" mc:Ignorable="w14 w15 w16se w16cid w16 w16cex wp14">
   <w:abstractNum w:abstractNumId="0" w15:restartNumberingAfterBreak="0">
     <w:nsid w:val="01374818"/>
     <w:multiLevelType w:val="hybridMultilevel"/>
@@ -5108,116 +4735,116 @@
       </w:rPr>
     </w:lvl>
   </w:abstractNum>
-  <w:num w:numId="1" w16cid:durableId="290673732">
+  <w:num w:numId="1">
     <w:abstractNumId w:val="22"/>
   </w:num>
-  <w:num w:numId="2" w16cid:durableId="1502696053">
+  <w:num w:numId="2">
     <w:abstractNumId w:val="6"/>
   </w:num>
-  <w:num w:numId="3" w16cid:durableId="2008482503">
+  <w:num w:numId="3">
     <w:abstractNumId w:val="16"/>
   </w:num>
-  <w:num w:numId="4" w16cid:durableId="1808351847">
+  <w:num w:numId="4">
     <w:abstractNumId w:val="4"/>
   </w:num>
-  <w:num w:numId="5" w16cid:durableId="140122646">
+  <w:num w:numId="5">
     <w:abstractNumId w:val="12"/>
   </w:num>
-  <w:num w:numId="6" w16cid:durableId="367993421">
+  <w:num w:numId="6">
     <w:abstractNumId w:val="24"/>
   </w:num>
-  <w:num w:numId="7" w16cid:durableId="1888450207">
+  <w:num w:numId="7">
     <w:abstractNumId w:val="34"/>
   </w:num>
-  <w:num w:numId="8" w16cid:durableId="1340814224">
+  <w:num w:numId="8">
     <w:abstractNumId w:val="18"/>
   </w:num>
-  <w:num w:numId="9" w16cid:durableId="886260787">
+  <w:num w:numId="9">
     <w:abstractNumId w:val="0"/>
   </w:num>
-  <w:num w:numId="10" w16cid:durableId="1860125426">
+  <w:num w:numId="10">
     <w:abstractNumId w:val="21"/>
   </w:num>
-  <w:num w:numId="11" w16cid:durableId="341129837">
+  <w:num w:numId="11">
     <w:abstractNumId w:val="10"/>
   </w:num>
-  <w:num w:numId="12" w16cid:durableId="905453078">
+  <w:num w:numId="12">
     <w:abstractNumId w:val="9"/>
   </w:num>
-  <w:num w:numId="13" w16cid:durableId="101536400">
+  <w:num w:numId="13">
     <w:abstractNumId w:val="5"/>
   </w:num>
-  <w:num w:numId="14" w16cid:durableId="579952438">
+  <w:num w:numId="14">
     <w:abstractNumId w:val="27"/>
   </w:num>
-  <w:num w:numId="15" w16cid:durableId="1732148882">
+  <w:num w:numId="15">
     <w:abstractNumId w:val="30"/>
   </w:num>
-  <w:num w:numId="16" w16cid:durableId="1136607059">
+  <w:num w:numId="16">
     <w:abstractNumId w:val="25"/>
   </w:num>
-  <w:num w:numId="17" w16cid:durableId="174001470">
+  <w:num w:numId="17">
     <w:abstractNumId w:val="20"/>
   </w:num>
-  <w:num w:numId="18" w16cid:durableId="980773470">
+  <w:num w:numId="18">
     <w:abstractNumId w:val="19"/>
   </w:num>
-  <w:num w:numId="19" w16cid:durableId="1037969161">
+  <w:num w:numId="19">
     <w:abstractNumId w:val="1"/>
   </w:num>
-  <w:num w:numId="20" w16cid:durableId="1932351057">
+  <w:num w:numId="20">
     <w:abstractNumId w:val="2"/>
   </w:num>
-  <w:num w:numId="21" w16cid:durableId="2014650548">
+  <w:num w:numId="21">
     <w:abstractNumId w:val="13"/>
   </w:num>
-  <w:num w:numId="22" w16cid:durableId="993219321">
+  <w:num w:numId="22">
     <w:abstractNumId w:val="14"/>
   </w:num>
-  <w:num w:numId="23" w16cid:durableId="612442177">
+  <w:num w:numId="23">
     <w:abstractNumId w:val="11"/>
   </w:num>
-  <w:num w:numId="24" w16cid:durableId="1305239652">
+  <w:num w:numId="24">
     <w:abstractNumId w:val="8"/>
   </w:num>
-  <w:num w:numId="25" w16cid:durableId="1013604582">
+  <w:num w:numId="25">
     <w:abstractNumId w:val="28"/>
   </w:num>
-  <w:num w:numId="26" w16cid:durableId="1271744871">
+  <w:num w:numId="26">
     <w:abstractNumId w:val="33"/>
   </w:num>
-  <w:num w:numId="27" w16cid:durableId="358628685">
+  <w:num w:numId="27">
     <w:abstractNumId w:val="23"/>
   </w:num>
-  <w:num w:numId="28" w16cid:durableId="1117405327">
+  <w:num w:numId="28">
     <w:abstractNumId w:val="26"/>
   </w:num>
-  <w:num w:numId="29" w16cid:durableId="168180118">
+  <w:num w:numId="29">
     <w:abstractNumId w:val="17"/>
   </w:num>
-  <w:num w:numId="30" w16cid:durableId="606816652">
+  <w:num w:numId="30">
     <w:abstractNumId w:val="31"/>
   </w:num>
-  <w:num w:numId="31" w16cid:durableId="634261787">
+  <w:num w:numId="31">
     <w:abstractNumId w:val="32"/>
   </w:num>
-  <w:num w:numId="32" w16cid:durableId="1760909545">
+  <w:num w:numId="32">
     <w:abstractNumId w:val="15"/>
   </w:num>
-  <w:num w:numId="33" w16cid:durableId="1810828093">
+  <w:num w:numId="33">
     <w:abstractNumId w:val="7"/>
   </w:num>
-  <w:num w:numId="34" w16cid:durableId="630982308">
+  <w:num w:numId="34">
     <w:abstractNumId w:val="29"/>
   </w:num>
-  <w:num w:numId="35" w16cid:durableId="1118064638">
+  <w:num w:numId="35">
     <w:abstractNumId w:val="3"/>
   </w:num>
 </w:numbering>
 </file>
 
 <file path=word/styles.xml><?xml version="1.0" encoding="utf-8"?>
-<w:styles xmlns:mc="http://schemas.openxmlformats.org/markup-compatibility/2006" xmlns:r="http://schemas.openxmlformats.org/officeDocument/2006/relationships" xmlns:w="http://schemas.openxmlformats.org/wordprocessingml/2006/main" xmlns:w14="http://schemas.microsoft.com/office/word/2010/wordml" xmlns:w15="http://schemas.microsoft.com/office/word/2012/wordml" xmlns:w16cex="http://schemas.microsoft.com/office/word/2018/wordml/cex" xmlns:w16cid="http://schemas.microsoft.com/office/word/2016/wordml/cid" xmlns:w16="http://schemas.microsoft.com/office/word/2018/wordml" xmlns:w16sdtdh="http://schemas.microsoft.com/office/word/2020/wordml/sdtdatahash" xmlns:w16se="http://schemas.microsoft.com/office/word/2015/wordml/symex" mc:Ignorable="w14 w15 w16se w16cid w16 w16cex w16sdtdh">
+<w:styles xmlns:mc="http://schemas.openxmlformats.org/markup-compatibility/2006" xmlns:r="http://schemas.openxmlformats.org/officeDocument/2006/relationships" xmlns:w="http://schemas.openxmlformats.org/wordprocessingml/2006/main" xmlns:w14="http://schemas.microsoft.com/office/word/2010/wordml" xmlns:w15="http://schemas.microsoft.com/office/word/2012/wordml" xmlns:w16cex="http://schemas.microsoft.com/office/word/2018/wordml/cex" xmlns:w16cid="http://schemas.microsoft.com/office/word/2016/wordml/cid" xmlns:w16="http://schemas.microsoft.com/office/word/2018/wordml" xmlns:w16se="http://schemas.microsoft.com/office/word/2015/wordml/symex" mc:Ignorable="w14 w15 w16se w16cid w16 w16cex">
   <w:docDefaults>
     <w:rPrDefault>
       <w:rPr>
@@ -6247,7 +5874,7 @@
 </file>
 
 <file path=customXml/itemProps1.xml><?xml version="1.0" encoding="utf-8"?>
-<ds:datastoreItem xmlns:ds="http://schemas.openxmlformats.org/officeDocument/2006/customXml" ds:itemID="{D6A7EE07-FB9D-4F80-A01E-FD66CDBADF52}">
+<ds:datastoreItem xmlns:ds="http://schemas.openxmlformats.org/officeDocument/2006/customXml" ds:itemID="{BB4974FE-3278-4332-827D-AEC24F95BC1F}">
   <ds:schemaRefs>
     <ds:schemaRef ds:uri="http://schemas.openxmlformats.org/officeDocument/2006/bibliography"/>
   </ds:schemaRefs>
